--- a/docx_resources/Календар/Календар УГКЦ з читаннями 2025 (григоріанський).docx
+++ b/docx_resources/Календар/Календар УГКЦ з читаннями 2025 (григоріанський).docx
@@ -4705,14 +4705,14 @@
         </w:pBdr>
         <w:spacing w:after="0" w:lineRule="auto"/>
         <w:rPr>
-          <w:color w:val="000000"/>
-          <w:sz w:val="28"/>
-          <w:szCs w:val="28"/>
-        </w:rPr>
-      </w:pPr>
-      <w:r>
-        <w:rPr>
-          <w:color w:val="000000"/>
+          <w:color w:val="ff0000"/>
+          <w:sz w:val="28"/>
+          <w:szCs w:val="28"/>
+        </w:rPr>
+      </w:pPr>
+      <w:r>
+        <w:rPr>
+          <w:color w:val="ff0000"/>
           <w:sz w:val="28"/>
           <w:szCs w:val="28"/>
           <w:rtl w:val="0"/>
@@ -4731,14 +4731,14 @@
         </w:pBdr>
         <w:spacing w:after="0" w:lineRule="auto"/>
         <w:rPr>
-          <w:color w:val="000000"/>
-          <w:sz w:val="28"/>
-          <w:szCs w:val="28"/>
-        </w:rPr>
-      </w:pPr>
-      <w:r>
-        <w:rPr>
-          <w:color w:val="000000"/>
+          <w:color w:val="ff0000"/>
+          <w:sz w:val="28"/>
+          <w:szCs w:val="28"/>
+        </w:rPr>
+      </w:pPr>
+      <w:r>
+        <w:rPr>
+          <w:color w:val="ff0000"/>
           <w:sz w:val="28"/>
           <w:szCs w:val="28"/>
           <w:rtl w:val="0"/>
@@ -4757,14 +4757,14 @@
         </w:pBdr>
         <w:spacing w:after="0" w:lineRule="auto"/>
         <w:rPr>
-          <w:color w:val="000000"/>
-          <w:sz w:val="28"/>
-          <w:szCs w:val="28"/>
-        </w:rPr>
-      </w:pPr>
-      <w:r>
-        <w:rPr>
-          <w:color w:val="000000"/>
+          <w:color w:val="ff0000"/>
+          <w:sz w:val="28"/>
+          <w:szCs w:val="28"/>
+        </w:rPr>
+      </w:pPr>
+      <w:r>
+        <w:rPr>
+          <w:color w:val="ff0000"/>
           <w:sz w:val="28"/>
           <w:szCs w:val="28"/>
           <w:rtl w:val="0"/>
@@ -4783,14 +4783,14 @@
         </w:pBdr>
         <w:spacing w:after="0" w:lineRule="auto"/>
         <w:rPr>
-          <w:color w:val="000000"/>
-          <w:sz w:val="28"/>
-          <w:szCs w:val="28"/>
-        </w:rPr>
-      </w:pPr>
-      <w:r>
-        <w:rPr>
-          <w:color w:val="000000"/>
+          <w:color w:val="ff0000"/>
+          <w:sz w:val="28"/>
+          <w:szCs w:val="28"/>
+        </w:rPr>
+      </w:pPr>
+      <w:r>
+        <w:rPr>
+          <w:color w:val="ff0000"/>
           <w:sz w:val="28"/>
           <w:szCs w:val="28"/>
           <w:rtl w:val="0"/>
@@ -4800,16 +4800,8 @@
     </w:p>
     <w:p>
       <w:pPr>
-        <w:pBdr>
-          <w:top w:space="0" w:sz="0" w:val="nil"/>
-          <w:left w:space="0" w:sz="0" w:val="nil"/>
-          <w:bottom w:space="0" w:sz="0" w:val="nil"/>
-          <w:right w:space="0" w:sz="0" w:val="nil"/>
-          <w:between w:space="0" w:sz="0" w:val="nil"/>
-        </w:pBdr>
-        <w:spacing w:after="0" w:lineRule="auto"/>
-        <w:rPr>
-          <w:color w:val="000000"/>
+        <w:rPr>
+          <w:color w:val="ff0000"/>
           <w:sz w:val="28"/>
           <w:szCs w:val="28"/>
         </w:rPr>
@@ -4817,7 +4809,43 @@
       <w:r>
         <w:rPr>
           <w:i w:val="1"/>
-          <w:color w:val="000000"/>
+          <w:color w:val="ff0000"/>
+          <w:sz w:val="28"/>
+          <w:szCs w:val="28"/>
+          <w:rtl w:val="0"/>
+        </w:rPr>
+        <w:t xml:space="preserve">Утр.:</w:t>
+      </w:r>
+      <w:r>
+        <w:rPr>
+          <w:color w:val="ff0000"/>
+          <w:sz w:val="28"/>
+          <w:szCs w:val="28"/>
+          <w:rtl w:val="0"/>
+        </w:rPr>
+        <w:t xml:space="preserve"> Єв. – Мт. 36 зач.; 10, 16-22.</w:t>
+      </w:r>
+    </w:p>
+    <w:p>
+      <w:pPr>
+        <w:pBdr>
+          <w:top w:space="0" w:sz="0" w:val="nil"/>
+          <w:left w:space="0" w:sz="0" w:val="nil"/>
+          <w:bottom w:space="0" w:sz="0" w:val="nil"/>
+          <w:right w:space="0" w:sz="0" w:val="nil"/>
+          <w:between w:space="0" w:sz="0" w:val="nil"/>
+        </w:pBdr>
+        <w:spacing w:after="0" w:lineRule="auto"/>
+        <w:rPr>
+          <w:color w:val="ff0000"/>
+          <w:sz w:val="28"/>
+          <w:szCs w:val="28"/>
+        </w:rPr>
+      </w:pPr>
+      <w:r>
+        <w:rPr>
+          <w:i w:val="1"/>
+          <w:color w:val="ff0000"/>
           <w:sz w:val="28"/>
           <w:szCs w:val="28"/>
           <w:rtl w:val="0"/>
@@ -4826,7 +4854,7 @@
       </w:r>
       <w:r>
         <w:rPr>
-          <w:color w:val="000000"/>
+          <w:color w:val="ff0000"/>
           <w:sz w:val="28"/>
           <w:szCs w:val="28"/>
           <w:rtl w:val="0"/>
@@ -4838,12 +4866,14 @@
       <w:pPr>
         <w:spacing w:after="0" w:lineRule="auto"/>
         <w:rPr>
-          <w:sz w:val="28"/>
-          <w:szCs w:val="28"/>
-        </w:rPr>
-      </w:pPr>
-      <w:r>
-        <w:rPr>
+          <w:color w:val="ff0000"/>
+          <w:sz w:val="28"/>
+          <w:szCs w:val="28"/>
+        </w:rPr>
+      </w:pPr>
+      <w:r>
+        <w:rPr>
+          <w:color w:val="ff0000"/>
           <w:sz w:val="28"/>
           <w:szCs w:val="28"/>
           <w:rtl w:val="0"/>
@@ -21830,6 +21860,42 @@
           <w:rtl w:val="0"/>
         </w:rPr>
         <w:t xml:space="preserve"> Святого апостола і євангелиста Марка</w:t>
+      </w:r>
+    </w:p>
+    <w:p>
+      <w:pPr>
+        <w:pBdr>
+          <w:top w:space="0" w:sz="0" w:val="nil"/>
+          <w:left w:space="0" w:sz="0" w:val="nil"/>
+          <w:bottom w:space="0" w:sz="0" w:val="nil"/>
+          <w:right w:space="0" w:sz="0" w:val="nil"/>
+          <w:between w:space="0" w:sz="0" w:val="nil"/>
+        </w:pBdr>
+        <w:spacing w:after="0" w:lineRule="auto"/>
+        <w:rPr>
+          <w:color w:val="ff0000"/>
+          <w:sz w:val="28"/>
+          <w:szCs w:val="28"/>
+        </w:rPr>
+      </w:pPr>
+      <w:r>
+        <w:rPr>
+          <w:i w:val="1"/>
+          <w:color w:val="ff0000"/>
+          <w:sz w:val="28"/>
+          <w:szCs w:val="28"/>
+          <w:rtl w:val="0"/>
+        </w:rPr>
+        <w:t xml:space="preserve">Утр.:</w:t>
+      </w:r>
+      <w:r>
+        <w:rPr>
+          <w:color w:val="ff0000"/>
+          <w:sz w:val="28"/>
+          <w:szCs w:val="28"/>
+          <w:rtl w:val="0"/>
+        </w:rPr>
+        <w:t xml:space="preserve"> Єв. – Лк. 50 зач.; 10, 1-15.</w:t>
       </w:r>
     </w:p>
     <w:p>
@@ -32123,7 +32189,7 @@
           <w:szCs w:val="28"/>
           <w:rtl w:val="0"/>
         </w:rPr>
-        <w:t xml:space="preserve">Неділя 2-га по Зісланні Святого Духа. Глас 1. Єв. 2.</w:t>
+        <w:t xml:space="preserve">Неділя 2-га по Зісланні Святого Духа, всіх святих українського народу. Глас 1. Єв. 2.</w:t>
       </w:r>
       <w:r>
         <w:rPr>
@@ -32248,7 +32314,6 @@
           <w:color w:val="ff0000"/>
           <w:sz w:val="28"/>
           <w:szCs w:val="28"/>
-          <w:highlight w:val="white"/>
         </w:rPr>
       </w:pPr>
       <w:r>
@@ -32260,10 +32325,51 @@
         </w:rPr>
         <w:t xml:space="preserve">Єв. – Мт. 9 зач.; 4, 18-23.</w:t>
       </w:r>
-      <w:r>
-        <w:rPr>
-          <w:rtl w:val="0"/>
-        </w:rPr>
+    </w:p>
+    <w:p>
+      <w:pPr>
+        <w:rPr>
+          <w:color w:val="ff0000"/>
+          <w:sz w:val="28"/>
+          <w:szCs w:val="28"/>
+        </w:rPr>
+      </w:pPr>
+      <w:r>
+        <w:rPr>
+          <w:i w:val="1"/>
+          <w:color w:val="ff0000"/>
+          <w:sz w:val="28"/>
+          <w:szCs w:val="28"/>
+          <w:rtl w:val="0"/>
+        </w:rPr>
+        <w:t xml:space="preserve">Свв.: </w:t>
+      </w:r>
+      <w:r>
+        <w:rPr>
+          <w:color w:val="ff0000"/>
+          <w:sz w:val="28"/>
+          <w:szCs w:val="28"/>
+          <w:rtl w:val="0"/>
+        </w:rPr>
+        <w:t xml:space="preserve">Ап. – Рим. 99 зач.; 8, 28-39. </w:t>
+      </w:r>
+    </w:p>
+    <w:p>
+      <w:pPr>
+        <w:rPr>
+          <w:color w:val="ff0000"/>
+          <w:sz w:val="28"/>
+          <w:szCs w:val="28"/>
+        </w:rPr>
+      </w:pPr>
+      <w:r>
+        <w:rPr>
+          <w:color w:val="ff0000"/>
+          <w:sz w:val="28"/>
+          <w:szCs w:val="28"/>
+          <w:rtl w:val="0"/>
+        </w:rPr>
+        <w:t xml:space="preserve">Єв. – Мт. 10 зач.; 5, 1-16.</w:t>
       </w:r>
     </w:p>
     <w:p>

--- a/docx_resources/Календар/Календар УГКЦ з читаннями 2025 (григоріанський).docx
+++ b/docx_resources/Календар/Календар УГКЦ з читаннями 2025 (григоріанський).docx
@@ -7428,25 +7428,8 @@
           <w:szCs w:val="28"/>
           <w:rtl w:val="0"/>
         </w:rPr>
-        <w:t xml:space="preserve">8 Відання Стрітення</w:t>
-      </w:r>
-    </w:p>
-    <w:p>
-      <w:pPr>
-        <w:pBdr>
-          <w:top w:space="0" w:sz="0" w:val="nil"/>
-          <w:left w:space="0" w:sz="0" w:val="nil"/>
-          <w:bottom w:space="0" w:sz="0" w:val="nil"/>
-          <w:right w:space="0" w:sz="0" w:val="nil"/>
-          <w:between w:space="0" w:sz="0" w:val="nil"/>
-        </w:pBdr>
-        <w:spacing w:after="0" w:lineRule="auto"/>
-        <w:rPr>
-          <w:color w:val="000000"/>
-          <w:sz w:val="28"/>
-          <w:szCs w:val="28"/>
-        </w:rPr>
-      </w:pPr>
+        <w:t xml:space="preserve">8 </w:t>
+      </w:r>
       <w:r>
         <w:rPr>
           <w:rFonts w:ascii="Quattrocento Sans" w:cs="Quattrocento Sans" w:eastAsia="Quattrocento Sans" w:hAnsi="Quattrocento Sans"/>
@@ -7582,7 +7565,8 @@
         </w:pBdr>
         <w:spacing w:after="0" w:lineRule="auto"/>
         <w:rPr>
-          <w:color w:val="000000"/>
+          <w:i w:val="1"/>
+          <w:color w:val="ff0000"/>
           <w:sz w:val="28"/>
           <w:szCs w:val="28"/>
         </w:rPr>
@@ -7606,10 +7590,25 @@
         </w:rPr>
         <w:t xml:space="preserve">Неділя про Митаря і Фарисея. Глас 5. Єв. 5.</w:t>
       </w:r>
-      <w:r>
-        <w:rPr>
-          <w:rtl w:val="0"/>
-        </w:rPr>
+    </w:p>
+    <w:p>
+      <w:pPr>
+        <w:rPr>
+          <w:i w:val="1"/>
+          <w:color w:val="ff0000"/>
+          <w:sz w:val="28"/>
+          <w:szCs w:val="28"/>
+        </w:rPr>
+      </w:pPr>
+      <w:r>
+        <w:rPr>
+          <w:i w:val="1"/>
+          <w:color w:val="ff0000"/>
+          <w:sz w:val="28"/>
+          <w:szCs w:val="28"/>
+          <w:rtl w:val="0"/>
+        </w:rPr>
+        <w:t xml:space="preserve">Відання Стрітення</w:t>
       </w:r>
     </w:p>
     <w:p>
